--- a/downloads/Translation_Commentary.docx
+++ b/downloads/Translation_Commentary.docx
@@ -16,15 +16,7 @@
         <w:rPr>
           <w:sz w:val="20"/>
         </w:rPr>
-        <w:t>Use this template to justify key decisions and document quality-control steps.</w:t>
-      </w:r>
-    </w:p>
-    <w:p>
-      <w:r>
-        <w:rPr>
-          <w:sz w:val="20"/>
-        </w:rPr>
-        <w:t>Шаблон для обоснования ключевых решений и фиксации контроля качества.</w:t>
+        <w:t>Оформите обоснование решений и самооценку по ПА/РЦИ/КС.</w:t>
       </w:r>
     </w:p>
     <w:p>
@@ -33,7 +25,7 @@
           <w:b/>
           <w:sz w:val="24"/>
         </w:rPr>
-        <w:t>1. Task parameters / Параметры задания</w:t>
+        <w:t>Параметры кейса</w:t>
       </w:r>
     </w:p>
     <w:p>
@@ -53,7 +45,7 @@
     </w:p>
     <w:p>
       <w:r>
-        <w:t>Цель (коммуникативная задача): ___________</w:t>
+        <w:t>Цель: ___________________________________</w:t>
       </w:r>
     </w:p>
     <w:p>
@@ -67,7 +59,7 @@
           <w:b/>
           <w:sz w:val="24"/>
         </w:rPr>
-        <w:t>2. Key problem points / Ключевые проблемные точки (минимум 5)</w:t>
+        <w:t>Ключевые проблемные точки (минимум 5)</w:t>
       </w:r>
     </w:p>
     <w:tbl>
@@ -99,7 +91,7 @@
           </w:tcPr>
           <w:p>
             <w:r>
-              <w:t>Риск (МК/прагматика)</w:t>
+              <w:t>Риск</w:t>
             </w:r>
           </w:p>
         </w:tc>
@@ -393,36 +385,12 @@
           <w:b/>
           <w:sz w:val="24"/>
         </w:rPr>
-        <w:t>3. Quality control / Контроль качества</w:t>
-      </w:r>
-    </w:p>
-    <w:p>
-      <w:r>
-        <w:t>Какие проверки выполнены (чек-лист): _____________________________</w:t>
-      </w:r>
-    </w:p>
-    <w:p>
-      <w:r>
-        <w:t>Какие правки внесены после аудита: ______________________________</w:t>
-      </w:r>
-    </w:p>
-    <w:p>
-      <w:r>
-        <w:rPr>
-          <w:b/>
-          <w:sz w:val="24"/>
-        </w:rPr>
-        <w:t>4. Self-assessment / Самооценка</w:t>
+        <w:t>Самооценка</w:t>
       </w:r>
     </w:p>
     <w:p>
       <w:r>
         <w:t>ПА (0–5): ____  РЦИ (0–5): ____  КС (0–5): ____</w:t>
-      </w:r>
-    </w:p>
-    <w:p>
-      <w:r>
-        <w:t>Короткий вывод: _________________________________________________</w:t>
       </w:r>
     </w:p>
     <w:sectPr>

--- a/downloads/Translation_Commentary.docx
+++ b/downloads/Translation_Commentary.docx
@@ -8,389 +8,12 @@
           <w:b/>
           <w:sz w:val="28"/>
         </w:rPr>
-        <w:t>Translation Commentary / Переводческий комментарий</w:t>
+        <w:t>Translation_Commentary / Переводческий комментарий</w:t>
       </w:r>
     </w:p>
     <w:p>
       <w:r>
-        <w:rPr>
-          <w:sz w:val="20"/>
-        </w:rPr>
-        <w:t>Оформите обоснование решений и самооценку по ПА/РЦИ/КС.</w:t>
-      </w:r>
-    </w:p>
-    <w:p>
-      <w:r>
-        <w:rPr>
-          <w:b/>
-          <w:sz w:val="24"/>
-        </w:rPr>
-        <w:t>Параметры кейса</w:t>
-      </w:r>
-    </w:p>
-    <w:p>
-      <w:r>
-        <w:t>Языковая пара: ________ → ________</w:t>
-      </w:r>
-    </w:p>
-    <w:p>
-      <w:r>
-        <w:t>Адресат: ________________________________</w:t>
-      </w:r>
-    </w:p>
-    <w:p>
-      <w:r>
-        <w:t>Жанр/контекст: __________________________</w:t>
-      </w:r>
-    </w:p>
-    <w:p>
-      <w:r>
-        <w:t>Цель: ___________________________________</w:t>
-      </w:r>
-    </w:p>
-    <w:p>
-      <w:r>
-        <w:t>Стратегия: ______________________________</w:t>
-      </w:r>
-    </w:p>
-    <w:p>
-      <w:r>
-        <w:rPr>
-          <w:b/>
-          <w:sz w:val="24"/>
-        </w:rPr>
-        <w:t>Ключевые проблемные точки (минимум 5)</w:t>
-      </w:r>
-    </w:p>
-    <w:tbl>
-      <w:tblPr>
-        <w:tblW w:type="auto" w:w="0"/>
-        <w:tblLook w:firstColumn="1" w:firstRow="1" w:lastColumn="0" w:lastRow="0" w:noHBand="0" w:noVBand="1" w:val="04A0"/>
-      </w:tblPr>
-      <w:tblGrid>
-        <w:gridCol w:w="1728"/>
-        <w:gridCol w:w="1728"/>
-        <w:gridCol w:w="1728"/>
-        <w:gridCol w:w="1728"/>
-        <w:gridCol w:w="1728"/>
-      </w:tblGrid>
-      <w:tr>
-        <w:tc>
-          <w:tcPr>
-            <w:tcW w:type="dxa" w:w="1728"/>
-          </w:tcPr>
-          <w:p>
-            <w:r>
-              <w:t>Фрагмент</w:t>
-            </w:r>
-          </w:p>
-        </w:tc>
-        <w:tc>
-          <w:tcPr>
-            <w:tcW w:type="dxa" w:w="1728"/>
-          </w:tcPr>
-          <w:p>
-            <w:r>
-              <w:t>Риск</w:t>
-            </w:r>
-          </w:p>
-        </w:tc>
-        <w:tc>
-          <w:tcPr>
-            <w:tcW w:type="dxa" w:w="1728"/>
-          </w:tcPr>
-          <w:p>
-            <w:r>
-              <w:t>Варианты (2)</w:t>
-            </w:r>
-          </w:p>
-        </w:tc>
-        <w:tc>
-          <w:tcPr>
-            <w:tcW w:type="dxa" w:w="1728"/>
-          </w:tcPr>
-          <w:p>
-            <w:r>
-              <w:t>Выбранное решение</w:t>
-            </w:r>
-          </w:p>
-        </w:tc>
-        <w:tc>
-          <w:tcPr>
-            <w:tcW w:type="dxa" w:w="1728"/>
-          </w:tcPr>
-          <w:p>
-            <w:r>
-              <w:t>Обоснование (ПА/РЦИ/КС)</w:t>
-            </w:r>
-          </w:p>
-        </w:tc>
-      </w:tr>
-      <w:tr>
-        <w:tc>
-          <w:tcPr>
-            <w:tcW w:type="dxa" w:w="1728"/>
-          </w:tcPr>
-          <w:p>
-            <w:r/>
-          </w:p>
-        </w:tc>
-        <w:tc>
-          <w:tcPr>
-            <w:tcW w:type="dxa" w:w="1728"/>
-          </w:tcPr>
-          <w:p>
-            <w:r/>
-          </w:p>
-        </w:tc>
-        <w:tc>
-          <w:tcPr>
-            <w:tcW w:type="dxa" w:w="1728"/>
-          </w:tcPr>
-          <w:p>
-            <w:r/>
-          </w:p>
-        </w:tc>
-        <w:tc>
-          <w:tcPr>
-            <w:tcW w:type="dxa" w:w="1728"/>
-          </w:tcPr>
-          <w:p>
-            <w:r/>
-          </w:p>
-        </w:tc>
-        <w:tc>
-          <w:tcPr>
-            <w:tcW w:type="dxa" w:w="1728"/>
-          </w:tcPr>
-          <w:p>
-            <w:r/>
-          </w:p>
-        </w:tc>
-      </w:tr>
-      <w:tr>
-        <w:tc>
-          <w:tcPr>
-            <w:tcW w:type="dxa" w:w="1728"/>
-          </w:tcPr>
-          <w:p>
-            <w:r/>
-          </w:p>
-        </w:tc>
-        <w:tc>
-          <w:tcPr>
-            <w:tcW w:type="dxa" w:w="1728"/>
-          </w:tcPr>
-          <w:p>
-            <w:r/>
-          </w:p>
-        </w:tc>
-        <w:tc>
-          <w:tcPr>
-            <w:tcW w:type="dxa" w:w="1728"/>
-          </w:tcPr>
-          <w:p>
-            <w:r/>
-          </w:p>
-        </w:tc>
-        <w:tc>
-          <w:tcPr>
-            <w:tcW w:type="dxa" w:w="1728"/>
-          </w:tcPr>
-          <w:p>
-            <w:r/>
-          </w:p>
-        </w:tc>
-        <w:tc>
-          <w:tcPr>
-            <w:tcW w:type="dxa" w:w="1728"/>
-          </w:tcPr>
-          <w:p>
-            <w:r/>
-          </w:p>
-        </w:tc>
-      </w:tr>
-      <w:tr>
-        <w:tc>
-          <w:tcPr>
-            <w:tcW w:type="dxa" w:w="1728"/>
-          </w:tcPr>
-          <w:p>
-            <w:r/>
-          </w:p>
-        </w:tc>
-        <w:tc>
-          <w:tcPr>
-            <w:tcW w:type="dxa" w:w="1728"/>
-          </w:tcPr>
-          <w:p>
-            <w:r/>
-          </w:p>
-        </w:tc>
-        <w:tc>
-          <w:tcPr>
-            <w:tcW w:type="dxa" w:w="1728"/>
-          </w:tcPr>
-          <w:p>
-            <w:r/>
-          </w:p>
-        </w:tc>
-        <w:tc>
-          <w:tcPr>
-            <w:tcW w:type="dxa" w:w="1728"/>
-          </w:tcPr>
-          <w:p>
-            <w:r/>
-          </w:p>
-        </w:tc>
-        <w:tc>
-          <w:tcPr>
-            <w:tcW w:type="dxa" w:w="1728"/>
-          </w:tcPr>
-          <w:p>
-            <w:r/>
-          </w:p>
-        </w:tc>
-      </w:tr>
-      <w:tr>
-        <w:tc>
-          <w:tcPr>
-            <w:tcW w:type="dxa" w:w="1728"/>
-          </w:tcPr>
-          <w:p>
-            <w:r/>
-          </w:p>
-        </w:tc>
-        <w:tc>
-          <w:tcPr>
-            <w:tcW w:type="dxa" w:w="1728"/>
-          </w:tcPr>
-          <w:p>
-            <w:r/>
-          </w:p>
-        </w:tc>
-        <w:tc>
-          <w:tcPr>
-            <w:tcW w:type="dxa" w:w="1728"/>
-          </w:tcPr>
-          <w:p>
-            <w:r/>
-          </w:p>
-        </w:tc>
-        <w:tc>
-          <w:tcPr>
-            <w:tcW w:type="dxa" w:w="1728"/>
-          </w:tcPr>
-          <w:p>
-            <w:r/>
-          </w:p>
-        </w:tc>
-        <w:tc>
-          <w:tcPr>
-            <w:tcW w:type="dxa" w:w="1728"/>
-          </w:tcPr>
-          <w:p>
-            <w:r/>
-          </w:p>
-        </w:tc>
-      </w:tr>
-      <w:tr>
-        <w:tc>
-          <w:tcPr>
-            <w:tcW w:type="dxa" w:w="1728"/>
-          </w:tcPr>
-          <w:p>
-            <w:r/>
-          </w:p>
-        </w:tc>
-        <w:tc>
-          <w:tcPr>
-            <w:tcW w:type="dxa" w:w="1728"/>
-          </w:tcPr>
-          <w:p>
-            <w:r/>
-          </w:p>
-        </w:tc>
-        <w:tc>
-          <w:tcPr>
-            <w:tcW w:type="dxa" w:w="1728"/>
-          </w:tcPr>
-          <w:p>
-            <w:r/>
-          </w:p>
-        </w:tc>
-        <w:tc>
-          <w:tcPr>
-            <w:tcW w:type="dxa" w:w="1728"/>
-          </w:tcPr>
-          <w:p>
-            <w:r/>
-          </w:p>
-        </w:tc>
-        <w:tc>
-          <w:tcPr>
-            <w:tcW w:type="dxa" w:w="1728"/>
-          </w:tcPr>
-          <w:p>
-            <w:r/>
-          </w:p>
-        </w:tc>
-      </w:tr>
-      <w:tr>
-        <w:tc>
-          <w:tcPr>
-            <w:tcW w:type="dxa" w:w="1728"/>
-          </w:tcPr>
-          <w:p>
-            <w:r/>
-          </w:p>
-        </w:tc>
-        <w:tc>
-          <w:tcPr>
-            <w:tcW w:type="dxa" w:w="1728"/>
-          </w:tcPr>
-          <w:p>
-            <w:r/>
-          </w:p>
-        </w:tc>
-        <w:tc>
-          <w:tcPr>
-            <w:tcW w:type="dxa" w:w="1728"/>
-          </w:tcPr>
-          <w:p>
-            <w:r/>
-          </w:p>
-        </w:tc>
-        <w:tc>
-          <w:tcPr>
-            <w:tcW w:type="dxa" w:w="1728"/>
-          </w:tcPr>
-          <w:p>
-            <w:r/>
-          </w:p>
-        </w:tc>
-        <w:tc>
-          <w:tcPr>
-            <w:tcW w:type="dxa" w:w="1728"/>
-          </w:tcPr>
-          <w:p>
-            <w:r/>
-          </w:p>
-        </w:tc>
-      </w:tr>
-    </w:tbl>
-    <w:p>
-      <w:r>
-        <w:rPr>
-          <w:b/>
-          <w:sz w:val="24"/>
-        </w:rPr>
-        <w:t>Самооценка</w:t>
-      </w:r>
-    </w:p>
-    <w:p>
-      <w:r>
-        <w:t>ПА (0–5): ____  РЦИ (0–5): ____  КС (0–5): ____</w:t>
+        <w:t>Параметры кейса + 5 проблемных точек + самооценка.</w:t>
       </w:r>
     </w:p>
     <w:sectPr>
